--- a/6_semester/Проектирование информационных систем/ПИС_ТЗ_Павлов_НС.docx
+++ b/6_semester/Проектирование информационных систем/ПИС_ТЗ_Павлов_НС.docx
@@ -806,7 +806,6 @@
               <w:rPr>
                 <w:rFonts w:eastAsia="Calibri"/>
                 <w:i/>
-                <w:color w:val="FF0000"/>
                 <w:lang w:eastAsia="en-US"/>
               </w:rPr>
             </w:pPr>
@@ -840,7 +839,6 @@
               <w:rPr>
                 <w:rFonts w:eastAsia="Calibri"/>
                 <w:b/>
-                <w:color w:val="FF0000"/>
                 <w:lang w:eastAsia="en-US"/>
               </w:rPr>
             </w:pPr>
@@ -1025,7 +1023,7 @@
                 <w:i/>
                 <w:lang w:eastAsia="en-US"/>
               </w:rPr>
-              <w:t>Старший преподаватель</w:t>
+              <w:t>Ассистент</w:t>
             </w:r>
           </w:p>
         </w:tc>
@@ -11611,10 +11609,7 @@
         <w:t>CAE</w:t>
       </w:r>
       <w:r>
-        <w:t xml:space="preserve"> </w:t>
-      </w:r>
-      <w:r>
-        <w:t>ПО на устройство пользователя. Портал выступает в качестве площадки для обмена 3D-моделями, их публичного демонстрирования, обсуждения и скачивания в различных форматах.</w:t>
+        <w:t xml:space="preserve"> ПО на устройство пользователя. Портал выступает в качестве площадки для обмена 3D-моделями, их публичного демонстрирования, обсуждения и скачивания в различных форматах.</w:t>
       </w:r>
     </w:p>
     <w:p/>
@@ -13037,10 +13032,7 @@
         <w:t>5</w:t>
       </w:r>
       <w:r>
-        <w:t>000 активных пользователей без деградации производительности</w:t>
-      </w:r>
-      <w:r>
-        <w:t>;</w:t>
+        <w:t>000 активных пользователей без деградации производительности;</w:t>
       </w:r>
     </w:p>
     <w:p>
@@ -13228,13 +13220,7 @@
         <w:jc w:val="both"/>
       </w:pPr>
       <w:r>
-        <w:t>Время восстановления работоспособности (RTO) — не</w:t>
-      </w:r>
-      <w:r>
-        <w:t xml:space="preserve"> </w:t>
-      </w:r>
-      <w:r>
-        <w:t xml:space="preserve">более </w:t>
+        <w:t xml:space="preserve">Время восстановления работоспособности (RTO) — не более </w:t>
       </w:r>
       <w:r>
         <w:t>6</w:t>
@@ -13646,7 +13632,6 @@
       </w:pPr>
       <w:bookmarkStart w:id="1189" w:name="_Toc223286211"/>
       <w:r>
-        <w:lastRenderedPageBreak/>
         <w:t>Перспективы развития, модернизации Системы</w:t>
       </w:r>
       <w:bookmarkEnd w:id="1189"/>
@@ -14777,7 +14762,6 @@
               <w:jc w:val="both"/>
             </w:pPr>
             <w:r>
-              <w:lastRenderedPageBreak/>
               <w:t>3D-визуализация</w:t>
             </w:r>
           </w:p>
@@ -15820,11 +15804,7 @@
         <w:t xml:space="preserve"> </w:t>
       </w:r>
       <w:r>
-        <w:t xml:space="preserve">и обеспечивать эффективное хранение и обработку как структурированных данных (метаданные моделей, </w:t>
-      </w:r>
-      <w:r>
-        <w:lastRenderedPageBreak/>
-        <w:t>пользователи, комментарии), так и неструктурированных (файлы 3D-моделей, текстуры, превью)</w:t>
+        <w:t>и обеспечивать эффективное хранение и обработку как структурированных данных (метаданные моделей, пользователи, комментарии), так и неструктурированных (файлы 3D-моделей, текстуры, превью)</w:t>
       </w:r>
       <w:r>
         <w:t>;</w:t>
@@ -16086,10 +16066,7 @@
         <w:jc w:val="both"/>
       </w:pPr>
       <w:r>
-        <w:t>Справочник форматов файлов (для указания доступных версий модели)</w:t>
-      </w:r>
-      <w:r>
-        <w:t>;</w:t>
+        <w:t>Справочник форматов файлов (для указания доступных версий модели);</w:t>
       </w:r>
     </w:p>
     <w:p>
@@ -16114,10 +16091,7 @@
       </w:r>
       <w:proofErr w:type="spellEnd"/>
       <w:r>
-        <w:t>, MIT, GPL, проприетарная и т.д.)</w:t>
-      </w:r>
-      <w:r>
-        <w:t>;</w:t>
+        <w:t>, MIT, GPL, проприетарная и т.д.);</w:t>
       </w:r>
     </w:p>
     <w:p>
@@ -16134,11 +16108,7 @@
         <w:jc w:val="both"/>
       </w:pPr>
       <w:r>
-        <w:lastRenderedPageBreak/>
-        <w:t>Справочник статусов модели (на модерации, опубликовано, отклонено, архивное, заблокировано за нарушение)</w:t>
-      </w:r>
-      <w:r>
-        <w:t>;</w:t>
+        <w:t>Справочник статусов модели (на модерации, опубликовано, отклонено, архивное, заблокировано за нарушение);</w:t>
       </w:r>
     </w:p>
     <w:p>
@@ -16476,10 +16446,7 @@
         <w:t>анием графических интерфейсов</w:t>
       </w:r>
       <w:r>
-        <w:t xml:space="preserve"> </w:t>
-      </w:r>
-      <w:r>
-        <w:t xml:space="preserve">с валидацией вводимых данных на стороне клиента и сервера, поддержкой загрузки изображений </w:t>
+        <w:t xml:space="preserve"> с валидацией вводимых данных на стороне клиента и сервера, поддержкой загрузки изображений </w:t>
       </w:r>
       <w:proofErr w:type="spellStart"/>
       <w:r>
@@ -16508,7 +16475,6 @@
         <w:jc w:val="both"/>
       </w:pPr>
       <w:r>
-        <w:lastRenderedPageBreak/>
         <w:t>Независимо от способа ввода информации должно осуществляться логирование всех значимых действий пользователей и системных событий с хранением логов не менее 90 дней для возможности аудита и расследования инцидентов.</w:t>
       </w:r>
     </w:p>
@@ -16707,13 +16673,7 @@
       </w:r>
       <w:proofErr w:type="spellEnd"/>
       <w:r>
-        <w:t>-совместимых средств</w:t>
-      </w:r>
-      <w:r>
-        <w:t>ах</w:t>
-      </w:r>
-      <w:r>
-        <w:t xml:space="preserve"> индексации;</w:t>
+        <w:t>-совместимых средствах индексации;</w:t>
       </w:r>
     </w:p>
     <w:p>
@@ -17261,7 +17221,6 @@
       </w:pPr>
       <w:bookmarkStart w:id="1296" w:name="_Toc223286225"/>
       <w:r>
-        <w:lastRenderedPageBreak/>
         <w:t>Общие технические требования к Системе</w:t>
       </w:r>
       <w:bookmarkEnd w:id="1296"/>
@@ -17529,13 +17488,7 @@
         <w:jc w:val="both"/>
       </w:pPr>
       <w:r>
-        <w:t>Понимание принципов работы очеред</w:t>
-      </w:r>
-      <w:r>
-        <w:t>е</w:t>
-      </w:r>
-      <w:r>
-        <w:t>й задач (</w:t>
+        <w:t>Понимание принципов работы очередей задач (</w:t>
       </w:r>
       <w:proofErr w:type="spellStart"/>
       <w:r>
@@ -17696,7 +17649,6 @@
         <w:jc w:val="both"/>
       </w:pPr>
       <w:r>
-        <w:lastRenderedPageBreak/>
         <w:t xml:space="preserve">Понимание специфики 3D-моделирования, знание основных форматов 3D-моделей (STL, OBJ, </w:t>
       </w:r>
       <w:proofErr w:type="spellStart"/>
@@ -19028,7 +18980,6 @@
         <w:jc w:val="both"/>
       </w:pPr>
       <w:r>
-        <w:lastRenderedPageBreak/>
         <w:t>Подключение защиты на уровне хостинг-провайдера или специализированных сервисов (</w:t>
       </w:r>
       <w:proofErr w:type="spellStart"/>
@@ -19420,7 +19371,6 @@
         <w:jc w:val="both"/>
       </w:pPr>
       <w:r>
-        <w:lastRenderedPageBreak/>
         <w:t>На стадии ввода в действие Системы должен производиться анализ отказов и неисправностей, а также должны приниматься меры по их предупреждению и устранению.</w:t>
       </w:r>
     </w:p>
@@ -19658,10 +19608,7 @@
         <w:jc w:val="both"/>
       </w:pPr>
       <w:r>
-        <w:t>Проверка загружаемых файлов моделей на наличие вредоносного кода с использованием антивирусного ПО</w:t>
-      </w:r>
-      <w:r>
-        <w:t>;</w:t>
+        <w:t>Проверка загружаемых файлов моделей на наличие вредоносного кода с использованием антивирусного ПО;</w:t>
       </w:r>
     </w:p>
     <w:p>
@@ -19756,7 +19703,6 @@
         <w:jc w:val="both"/>
       </w:pPr>
       <w:r>
-        <w:lastRenderedPageBreak/>
         <w:t>Элементы управления 3D-плеером (вращение, масштабирование) должны быть доступны как через мышь (</w:t>
       </w:r>
       <w:proofErr w:type="spellStart"/>
@@ -20003,7 +19949,6 @@
         <w:pStyle w:val="aff2"/>
       </w:pPr>
       <w:r>
-        <w:lastRenderedPageBreak/>
         <w:t>Должны быть обеспечены возможности по разграничению полномочий, в т.ч по доступу пользователя к Системе и к конкретному функционалу.</w:t>
       </w:r>
     </w:p>
@@ -20075,34 +20020,7 @@
         <w:t xml:space="preserve"> действия по </w:t>
       </w:r>
       <w:r>
-        <w:t>п</w:t>
-      </w:r>
-      <w:r>
-        <w:t>росмотр</w:t>
-      </w:r>
-      <w:r>
-        <w:t>у</w:t>
-      </w:r>
-      <w:r>
-        <w:t xml:space="preserve"> полного каталога (включая модели с ограничениями, если автор предоставил доступ)</w:t>
-      </w:r>
-      <w:r>
-        <w:t>, с</w:t>
-      </w:r>
-      <w:r>
-        <w:t>качивание моделей (в соответствии с лицензией и настройками автора)</w:t>
-      </w:r>
-      <w:r>
-        <w:t>, д</w:t>
-      </w:r>
-      <w:r>
-        <w:t>обавление комментариев, оценок, в избранное</w:t>
-      </w:r>
-      <w:r>
-        <w:t>, з</w:t>
-      </w:r>
-      <w:r>
-        <w:t>агрузка собственных моделей (с последующей модерацией);</w:t>
+        <w:t>просмотру полного каталога (включая модели с ограничениями, если автор предоставил доступ), скачивание моделей (в соответствии с лицензией и настройками автора), добавление комментариев, оценок, в избранное, загрузка собственных моделей (с последующей модерацией);</w:t>
       </w:r>
     </w:p>
     <w:p>
@@ -20125,10 +20043,7 @@
         <w:t xml:space="preserve"> – Пользователи, обеспечивающие наполнение и актуализацию каталога. Им доступны </w:t>
       </w:r>
       <w:r>
-        <w:t>все права авторизованного пользователя, модерация загруженных моделей (публикация, отклонение, блокировка), модерация комментариев и тегов, управление категориями и</w:t>
-      </w:r>
-      <w:r>
-        <w:t xml:space="preserve"> справочниками</w:t>
+        <w:t>все права авторизованного пользователя, модерация загруженных моделей (публикация, отклонение, блокировка), модерация комментариев и тегов, управление категориями и справочниками</w:t>
       </w:r>
       <w:r>
         <w:t>;</w:t>
@@ -20248,7 +20163,6 @@
         <w:jc w:val="both"/>
       </w:pPr>
       <w:r>
-        <w:lastRenderedPageBreak/>
         <w:t xml:space="preserve">Для защиты от сетевых атак, включая </w:t>
       </w:r>
       <w:proofErr w:type="spellStart"/>
@@ -20366,7 +20280,6 @@
       <w:bookmarkEnd w:id="1428"/>
       <w:bookmarkEnd w:id="1429"/>
       <w:r>
-        <w:lastRenderedPageBreak/>
         <w:t>Состав и содержание работ по созданию системы</w:t>
       </w:r>
       <w:bookmarkEnd w:id="1430"/>
@@ -20614,9 +20527,6 @@
               <w:t>Разработка макетов пользовательского интерфейса</w:t>
             </w:r>
             <w:r>
-              <w:rPr>
-                <w:lang w:val="en-US"/>
-              </w:rPr>
               <w:t>;</w:t>
             </w:r>
           </w:p>
@@ -20718,18 +20628,10 @@
             </w:r>
           </w:p>
           <w:p>
-            <w:pPr>
-              <w:rPr>
-                <w:lang w:val="en-US"/>
-              </w:rPr>
-            </w:pPr>
             <w:r>
               <w:t>Интеграция с внешними сервисами</w:t>
             </w:r>
             <w:r>
-              <w:rPr>
-                <w:lang w:val="en-US"/>
-              </w:rPr>
               <w:t>;</w:t>
             </w:r>
           </w:p>
@@ -20878,7 +20780,6 @@
       </w:pPr>
       <w:bookmarkStart w:id="1432" w:name="_Toc223286247"/>
       <w:r>
-        <w:lastRenderedPageBreak/>
         <w:t>Порядок разработки автоматизированной системы</w:t>
       </w:r>
       <w:bookmarkEnd w:id="1432"/>
@@ -21204,10 +21105,7 @@
               <w:ind w:left="435"/>
             </w:pPr>
             <w:r>
-              <w:t>Отчет о результатах обследования и анализа аудитории</w:t>
-            </w:r>
-            <w:r>
-              <w:t>;</w:t>
+              <w:t>Отчет о результатах обследования и анализа аудитории;</w:t>
             </w:r>
           </w:p>
           <w:p>
@@ -21320,7 +21218,6 @@
               <w:ind w:left="435"/>
             </w:pPr>
             <w:r>
-              <w:lastRenderedPageBreak/>
               <w:t>Программа и методика предварительных испытаний Системы, включая предварительные нагрузочные испытания;</w:t>
             </w:r>
           </w:p>
@@ -21483,7 +21380,6 @@
           </w:tcPr>
           <w:p>
             <w:r>
-              <w:lastRenderedPageBreak/>
               <w:t>Этап 3. Ввод Системы в постоянную эксплуатацию</w:t>
             </w:r>
           </w:p>
@@ -21504,10 +21400,7 @@
               <w:ind w:left="435"/>
             </w:pPr>
             <w:r>
-              <w:t>Отчет о результатах опытной эксплуатации</w:t>
-            </w:r>
-            <w:r>
-              <w:t>;</w:t>
+              <w:t>Отчет о результатах опытной эксплуатации;</w:t>
             </w:r>
           </w:p>
           <w:p>
@@ -21597,10 +21490,7 @@
               <w:ind w:left="435"/>
             </w:pPr>
             <w:r>
-              <w:t>Акт ввода Системы в постоянную эксплуатацию</w:t>
-            </w:r>
-            <w:r>
-              <w:t>;</w:t>
+              <w:t>Акт ввода Системы в постоянную эксплуатацию;</w:t>
             </w:r>
           </w:p>
           <w:p>
@@ -21699,7 +21589,6 @@
         <w:jc w:val="both"/>
       </w:pPr>
       <w:r>
-        <w:lastRenderedPageBreak/>
         <w:t>Макеты разрабатываются на этапе проектирования в соответствии с требованиями к эргономике и технической эстетике, после чего демонстрируются Заказчику и фокус-группе пользователей для сбора обратной связи, внесения корректировок и последующего утверждения в качестве эталона для верстки.</w:t>
       </w:r>
     </w:p>
@@ -21868,7 +21757,6 @@
       <w:bookmarkEnd w:id="1446"/>
       <w:bookmarkEnd w:id="1447"/>
       <w:r>
-        <w:lastRenderedPageBreak/>
         <w:t>Порядок контроля и приемки системы</w:t>
       </w:r>
       <w:bookmarkEnd w:id="1448"/>
@@ -22224,7 +22112,6 @@
       </w:pPr>
       <w:bookmarkStart w:id="1451" w:name="_Toc223286261"/>
       <w:r>
-        <w:lastRenderedPageBreak/>
         <w:t xml:space="preserve">Требования к составу и содержанию работ по подготовке объекта автоматизации к вводу </w:t>
       </w:r>
       <w:r>
@@ -22496,7 +22383,6 @@
         <w:jc w:val="both"/>
       </w:pPr>
       <w:r>
-        <w:lastRenderedPageBreak/>
         <w:t>Обеспечение физической безопасности серверного оборудования (контроль доступа, видеонаблюдение) при размещении в собственном ЦОД;</w:t>
       </w:r>
     </w:p>
@@ -22695,7 +22581,6 @@
       </w:pPr>
       <w:bookmarkStart w:id="1458" w:name="_Toc223286267"/>
       <w:r>
-        <w:lastRenderedPageBreak/>
         <w:t>Требования к документированию</w:t>
       </w:r>
       <w:bookmarkEnd w:id="1458"/>
@@ -23058,7 +22943,6 @@
       </w:pPr>
       <w:bookmarkStart w:id="1461" w:name="_Toc223286270"/>
       <w:r>
-        <w:lastRenderedPageBreak/>
         <w:t>Источники разработки</w:t>
       </w:r>
       <w:bookmarkEnd w:id="1461"/>
@@ -23196,13 +23080,7 @@
         <w:jc w:val="both"/>
       </w:pPr>
       <w:r>
-        <w:t>Документация по используемым технологиям и библиотекам</w:t>
-      </w:r>
-      <w:r>
-        <w:t xml:space="preserve"> (</w:t>
-      </w:r>
-      <w:r>
-        <w:t xml:space="preserve">Документация СУБД </w:t>
+        <w:t xml:space="preserve">Документация по используемым технологиям и библиотекам (Документация СУБД </w:t>
       </w:r>
       <w:proofErr w:type="spellStart"/>
       <w:r>
@@ -23210,13 +23088,7 @@
       </w:r>
       <w:proofErr w:type="spellEnd"/>
       <w:r>
-        <w:t xml:space="preserve"> Pro;</w:t>
-      </w:r>
-      <w:r>
-        <w:t xml:space="preserve"> </w:t>
-      </w:r>
-      <w:r>
-        <w:t xml:space="preserve">Документация фреймворков </w:t>
+        <w:t xml:space="preserve"> Pro; Документация фреймворков </w:t>
       </w:r>
       <w:proofErr w:type="spellStart"/>
       <w:r>
@@ -23224,19 +23096,7 @@
       </w:r>
       <w:proofErr w:type="spellEnd"/>
       <w:r>
-        <w:t>/Vue.js, Node.js/Python;</w:t>
-      </w:r>
-      <w:r>
-        <w:t xml:space="preserve"> </w:t>
-      </w:r>
-      <w:r>
-        <w:t>Документация библиотек Three.js/Babylon.js для 3D-визуализации;</w:t>
-      </w:r>
-      <w:r>
-        <w:t xml:space="preserve"> </w:t>
-      </w:r>
-      <w:r>
-        <w:t xml:space="preserve">API документация сервисов интеграции (VK ID, Google </w:t>
+        <w:t xml:space="preserve">/Vue.js, Node.js/Python; Документация библиотек Three.js/Babylon.js для 3D-визуализации; API документация сервисов интеграции (VK ID, Google </w:t>
       </w:r>
       <w:proofErr w:type="spellStart"/>
       <w:r>
@@ -23312,7 +23172,6 @@
           <w:sz w:val="28"/>
           <w:szCs w:val="28"/>
         </w:rPr>
-        <w:lastRenderedPageBreak/>
         <w:t>СОСТАВИЛИ</w:t>
       </w:r>
     </w:p>
@@ -34783,6 +34642,7 @@
   <w:style w:type="character" w:default="1" w:styleId="a4">
     <w:name w:val="Default Paragraph Font"/>
     <w:uiPriority w:val="1"/>
+    <w:semiHidden/>
     <w:unhideWhenUsed/>
   </w:style>
   <w:style w:type="table" w:default="1" w:styleId="a5">
@@ -37299,6 +37159,71 @@
 </file>
 
 <file path=customXml/item1.xml><?xml version="1.0" encoding="utf-8"?>
+<?mso-contentType ?>
+<FormTemplates xmlns="http://schemas.microsoft.com/sharepoint/v3/contenttype/forms">
+  <Display>DocumentLibraryForm</Display>
+  <Edit>DocumentLibraryForm</Edit>
+  <New>DocumentLibraryForm</New>
+</FormTemplates>
+</file>
+
+<file path=customXml/item2.xml><?xml version="1.0" encoding="utf-8"?>
+<p:properties xmlns:p="http://schemas.microsoft.com/office/2006/metadata/properties" xmlns:xsi="http://www.w3.org/2001/XMLSchema-instance">
+  <documentManagement/>
+</p:properties>
+</file>
+
+<file path=customXml/item3.xml><?xml version="1.0" encoding="utf-8"?>
+<?mso-contentType ?>
+<spe:Receivers xmlns:spe="http://schemas.microsoft.com/sharepoint/events">
+  <Receiver>
+    <Name>Document ID Generator</Name>
+    <Synchronization>Synchronous</Synchronization>
+    <Type>10001</Type>
+    <SequenceNumber>1000</SequenceNumber>
+    <Assembly>Microsoft.Office.DocumentManagement, Version=14.0.0.0, Culture=neutral, PublicKeyToken=71e9bce111e9429c</Assembly>
+    <Class>Microsoft.Office.DocumentManagement.Internal.DocIdHandler</Class>
+    <Data/>
+    <Filter/>
+  </Receiver>
+  <Receiver>
+    <Name>Document ID Generator</Name>
+    <Synchronization>Synchronous</Synchronization>
+    <Type>10002</Type>
+    <SequenceNumber>1001</SequenceNumber>
+    <Assembly>Microsoft.Office.DocumentManagement, Version=14.0.0.0, Culture=neutral, PublicKeyToken=71e9bce111e9429c</Assembly>
+    <Class>Microsoft.Office.DocumentManagement.Internal.DocIdHandler</Class>
+    <Data/>
+    <Filter/>
+  </Receiver>
+  <Receiver>
+    <Name>Document ID Generator</Name>
+    <Synchronization>Synchronous</Synchronization>
+    <Type>10004</Type>
+    <SequenceNumber>1002</SequenceNumber>
+    <Assembly>Microsoft.Office.DocumentManagement, Version=14.0.0.0, Culture=neutral, PublicKeyToken=71e9bce111e9429c</Assembly>
+    <Class>Microsoft.Office.DocumentManagement.Internal.DocIdHandler</Class>
+    <Data/>
+    <Filter/>
+  </Receiver>
+  <Receiver>
+    <Name>Document ID Generator</Name>
+    <Synchronization>Synchronous</Synchronization>
+    <Type>10006</Type>
+    <SequenceNumber>1003</SequenceNumber>
+    <Assembly>Microsoft.Office.DocumentManagement, Version=14.0.0.0, Culture=neutral, PublicKeyToken=71e9bce111e9429c</Assembly>
+    <Class>Microsoft.Office.DocumentManagement.Internal.DocIdHandler</Class>
+    <Data/>
+    <Filter/>
+  </Receiver>
+</spe:Receivers>
+</file>
+
+<file path=customXml/item4.xml><?xml version="1.0" encoding="utf-8"?>
+<LongProperties xmlns="http://schemas.microsoft.com/office/2006/metadata/longProperties"/>
+</file>
+
+<file path=customXml/item5.xml><?xml version="1.0" encoding="utf-8"?>
 <ct:contentTypeSchema xmlns:ct="http://schemas.microsoft.com/office/2006/metadata/contentType" xmlns:ma="http://schemas.microsoft.com/office/2006/metadata/properties/metaAttributes" ct:_="" ma:_="" ma:contentTypeName="Документ" ma:contentTypeID="0x0101009E68DEECCB5FD546930F453142E76FCB" ma:contentTypeVersion="4" ma:contentTypeDescription="Создание документа." ma:contentTypeScope="" ma:versionID="ab63c0909e0181cce627c4b9653f9e49">
   <xsd:schema xmlns:xsd="http://www.w3.org/2001/XMLSchema" xmlns:xs="http://www.w3.org/2001/XMLSchema" xmlns:p="http://schemas.microsoft.com/office/2006/metadata/properties" xmlns:ns3="3de5e27b-b740-444b-b75d-9f11217aeace" targetNamespace="http://schemas.microsoft.com/office/2006/metadata/properties" ma:root="true" ma:fieldsID="00639c42c37294ebc92ea56597180f10" ns3:_="">
     <xsd:import namespace="3de5e27b-b740-444b-b75d-9f11217aeace"/>
@@ -37443,76 +37368,43 @@
 </ct:contentTypeSchema>
 </file>
 
-<file path=customXml/item2.xml><?xml version="1.0" encoding="utf-8"?>
+<file path=customXml/item6.xml><?xml version="1.0" encoding="utf-8"?>
 <b:Sources xmlns:b="http://schemas.openxmlformats.org/officeDocument/2006/bibliography" xmlns="http://schemas.openxmlformats.org/officeDocument/2006/bibliography" SelectedStyle="\APASixthEditionOfficeOnline.xsl" StyleName="APA" Version="6"/>
 </file>
 
-<file path=customXml/item3.xml><?xml version="1.0" encoding="utf-8"?>
-<?mso-contentType ?>
-<FormTemplates xmlns="http://schemas.microsoft.com/sharepoint/v3/contenttype/forms">
-  <Display>DocumentLibraryForm</Display>
-  <Edit>DocumentLibraryForm</Edit>
-  <New>DocumentLibraryForm</New>
-</FormTemplates>
+<file path=customXml/itemProps1.xml><?xml version="1.0" encoding="utf-8"?>
+<ds:datastoreItem xmlns:ds="http://schemas.openxmlformats.org/officeDocument/2006/customXml" ds:itemID="{AD5B85CE-5B0D-4F7C-860C-CB0B5C517F6F}">
+  <ds:schemaRefs>
+    <ds:schemaRef ds:uri="http://schemas.microsoft.com/sharepoint/v3/contenttype/forms"/>
+  </ds:schemaRefs>
+</ds:datastoreItem>
 </file>
 
-<file path=customXml/item4.xml><?xml version="1.0" encoding="utf-8"?>
-<p:properties xmlns:p="http://schemas.microsoft.com/office/2006/metadata/properties" xmlns:xsi="http://www.w3.org/2001/XMLSchema-instance">
-  <documentManagement/>
-</p:properties>
+<file path=customXml/itemProps2.xml><?xml version="1.0" encoding="utf-8"?>
+<ds:datastoreItem xmlns:ds="http://schemas.openxmlformats.org/officeDocument/2006/customXml" ds:itemID="{32688050-D7FE-4077-833A-6CFAFF2A1EF7}">
+  <ds:schemaRefs>
+    <ds:schemaRef ds:uri="http://schemas.microsoft.com/office/2006/metadata/properties"/>
+  </ds:schemaRefs>
+</ds:datastoreItem>
 </file>
 
-<file path=customXml/item5.xml><?xml version="1.0" encoding="utf-8"?>
-<?mso-contentType ?>
-<spe:Receivers xmlns:spe="http://schemas.microsoft.com/sharepoint/events">
-  <Receiver>
-    <Name>Document ID Generator</Name>
-    <Synchronization>Synchronous</Synchronization>
-    <Type>10001</Type>
-    <SequenceNumber>1000</SequenceNumber>
-    <Assembly>Microsoft.Office.DocumentManagement, Version=14.0.0.0, Culture=neutral, PublicKeyToken=71e9bce111e9429c</Assembly>
-    <Class>Microsoft.Office.DocumentManagement.Internal.DocIdHandler</Class>
-    <Data/>
-    <Filter/>
-  </Receiver>
-  <Receiver>
-    <Name>Document ID Generator</Name>
-    <Synchronization>Synchronous</Synchronization>
-    <Type>10002</Type>
-    <SequenceNumber>1001</SequenceNumber>
-    <Assembly>Microsoft.Office.DocumentManagement, Version=14.0.0.0, Culture=neutral, PublicKeyToken=71e9bce111e9429c</Assembly>
-    <Class>Microsoft.Office.DocumentManagement.Internal.DocIdHandler</Class>
-    <Data/>
-    <Filter/>
-  </Receiver>
-  <Receiver>
-    <Name>Document ID Generator</Name>
-    <Synchronization>Synchronous</Synchronization>
-    <Type>10004</Type>
-    <SequenceNumber>1002</SequenceNumber>
-    <Assembly>Microsoft.Office.DocumentManagement, Version=14.0.0.0, Culture=neutral, PublicKeyToken=71e9bce111e9429c</Assembly>
-    <Class>Microsoft.Office.DocumentManagement.Internal.DocIdHandler</Class>
-    <Data/>
-    <Filter/>
-  </Receiver>
-  <Receiver>
-    <Name>Document ID Generator</Name>
-    <Synchronization>Synchronous</Synchronization>
-    <Type>10006</Type>
-    <SequenceNumber>1003</SequenceNumber>
-    <Assembly>Microsoft.Office.DocumentManagement, Version=14.0.0.0, Culture=neutral, PublicKeyToken=71e9bce111e9429c</Assembly>
-    <Class>Microsoft.Office.DocumentManagement.Internal.DocIdHandler</Class>
-    <Data/>
-    <Filter/>
-  </Receiver>
-</spe:Receivers>
+<file path=customXml/itemProps3.xml><?xml version="1.0" encoding="utf-8"?>
+<ds:datastoreItem xmlns:ds="http://schemas.openxmlformats.org/officeDocument/2006/customXml" ds:itemID="{13B25316-A945-4CF0-91D5-5F40FABC985D}">
+  <ds:schemaRefs>
+    <ds:schemaRef ds:uri="http://schemas.microsoft.com/sharepoint/events"/>
+  </ds:schemaRefs>
+</ds:datastoreItem>
 </file>
 
-<file path=customXml/item6.xml><?xml version="1.0" encoding="utf-8"?>
-<LongProperties xmlns="http://schemas.microsoft.com/office/2006/metadata/longProperties"/>
+<file path=customXml/itemProps4.xml><?xml version="1.0" encoding="utf-8"?>
+<ds:datastoreItem xmlns:ds="http://schemas.openxmlformats.org/officeDocument/2006/customXml" ds:itemID="{8B181C57-3FEE-4A07-ACCA-F29439C2D2BE}">
+  <ds:schemaRefs>
+    <ds:schemaRef ds:uri="http://schemas.microsoft.com/office/2006/metadata/longProperties"/>
+  </ds:schemaRefs>
+</ds:datastoreItem>
 </file>
 
-<file path=customXml/itemProps1.xml><?xml version="1.0" encoding="utf-8"?>
+<file path=customXml/itemProps5.xml><?xml version="1.0" encoding="utf-8"?>
 <ds:datastoreItem xmlns:ds="http://schemas.openxmlformats.org/officeDocument/2006/customXml" ds:itemID="{1666E6B7-E5D2-41BB-84E1-37D421A972C5}">
   <ds:schemaRefs>
     <ds:schemaRef ds:uri="http://schemas.microsoft.com/office/2006/metadata/contentType"/>
@@ -37530,42 +37422,10 @@
 </ds:datastoreItem>
 </file>
 
-<file path=customXml/itemProps2.xml><?xml version="1.0" encoding="utf-8"?>
+<file path=customXml/itemProps6.xml><?xml version="1.0" encoding="utf-8"?>
 <ds:datastoreItem xmlns:ds="http://schemas.openxmlformats.org/officeDocument/2006/customXml" ds:itemID="{AF824D4C-C599-4967-9EC3-1A479332D663}">
   <ds:schemaRefs>
     <ds:schemaRef ds:uri="http://schemas.openxmlformats.org/officeDocument/2006/bibliography"/>
   </ds:schemaRefs>
 </ds:datastoreItem>
-</file>
-
-<file path=customXml/itemProps3.xml><?xml version="1.0" encoding="utf-8"?>
-<ds:datastoreItem xmlns:ds="http://schemas.openxmlformats.org/officeDocument/2006/customXml" ds:itemID="{AD5B85CE-5B0D-4F7C-860C-CB0B5C517F6F}">
-  <ds:schemaRefs>
-    <ds:schemaRef ds:uri="http://schemas.microsoft.com/sharepoint/v3/contenttype/forms"/>
-  </ds:schemaRefs>
-</ds:datastoreItem>
-</file>
-
-<file path=customXml/itemProps4.xml><?xml version="1.0" encoding="utf-8"?>
-<ds:datastoreItem xmlns:ds="http://schemas.openxmlformats.org/officeDocument/2006/customXml" ds:itemID="{32688050-D7FE-4077-833A-6CFAFF2A1EF7}">
-  <ds:schemaRefs>
-    <ds:schemaRef ds:uri="http://schemas.microsoft.com/office/2006/metadata/properties"/>
-  </ds:schemaRefs>
-</ds:datastoreItem>
-</file>
-
-<file path=customXml/itemProps5.xml><?xml version="1.0" encoding="utf-8"?>
-<ds:datastoreItem xmlns:ds="http://schemas.openxmlformats.org/officeDocument/2006/customXml" ds:itemID="{13B25316-A945-4CF0-91D5-5F40FABC985D}">
-  <ds:schemaRefs>
-    <ds:schemaRef ds:uri="http://schemas.microsoft.com/sharepoint/events"/>
-  </ds:schemaRefs>
-</ds:datastoreItem>
-</file>
-
-<file path=customXml/itemProps6.xml><?xml version="1.0" encoding="utf-8"?>
-<ds:datastoreItem xmlns:ds="http://schemas.openxmlformats.org/officeDocument/2006/customXml" ds:itemID="{8B181C57-3FEE-4A07-ACCA-F29439C2D2BE}">
-  <ds:schemaRefs>
-    <ds:schemaRef ds:uri="http://schemas.microsoft.com/office/2006/metadata/longProperties"/>
-  </ds:schemaRefs>
-</ds:datastoreItem>
 </file>